--- a/docs/word/FPSLLC Statement of Authorized Representative - FORM.docx
+++ b/docs/word/FPSLLC Statement of Authorized Representative - FORM.docx
@@ -278,7 +278,24 @@
           <w:sz w:val="24"/>
           <w:szCs w:val="24"/>
         </w:rPr>
-        <w:t xml:space="preserve"> If the Company has separately engaged the Filer or its affiliate as registered agent, that engagement is a distinct service governed by its own terms and by s. 605.0113, Florida Statutes, and nothing in this Statement affects it.</w:t>
+        <w:t xml:space="preserve"> The Filer is not the Company's registered agent. If the Company has engaged </w:t>
+      </w:r>
+      <w:r>
+        <w:rPr>
+          <w:rFonts w:ascii="Times New Roman" w:hAnsi="Times New Roman"/>
+          <w:b/>
+          <w:sz w:val="24"/>
+          <w:szCs w:val="24"/>
+        </w:rPr>
+        <w:t xml:space="preserve">FLORIDA PROTECTED SERIES, LLC - PS 2</w:t>
+      </w:r>
+      <w:r>
+        <w:rPr>
+          <w:rFonts w:ascii="Times New Roman" w:hAnsi="Times New Roman"/>
+          <w:sz w:val="24"/>
+          <w:szCs w:val="24"/>
+        </w:rPr>
+        <w:t xml:space="preserve">, a separate protected series of the same limited liability company, as its registered agent, that engagement is a distinct service governed by its own terms and by s. 605.0113, Florida Statutes, and nothing in this Statement affects it.</w:t>
       </w:r>
     </w:p>
     <w:p>

--- a/docs/word/FPSLLC Statement of Authorized Representative - FORM.docx
+++ b/docs/word/FPSLLC Statement of Authorized Representative - FORM.docx
@@ -254,7 +254,7 @@
           <w:sz w:val="24"/>
           <w:szCs w:val="24"/>
         </w:rPr>
-        <w:t xml:space="preserve"> All ownership of the Company, and all authority to manage its activities and affairs and to act for it, rest with its members, as provided in its operating agreement and in chapter 605, Florida Statutes.</w:t>
+        <w:t xml:space="preserve"> All ownership of the Company, and all authority to manage its activities and affairs and to act for it, rest with its members, as provided in its operating agreement and in chapter 605, Florida Statutes.All ownership of the Company rests with its members, and all authority to manage its activities and affairs and to act for it rests with its manager or managers, as provided in its operating agreement and in chapter 605, Florida Statutes.</w:t>
       </w:r>
     </w:p>
     <w:p>
@@ -324,79 +324,62 @@
     </w:p>
     <w:p>
       <w:pPr>
-        <w:keepNext/>
-        <w:widowControl/>
-        <w:spacing w:after="160"/>
-        <w:jc w:val="both"/>
-      </w:pPr>
-      <w:r>
-        <w:rPr>
-          <w:rFonts w:ascii="Times New Roman" w:hAnsi="Times New Roman"/>
-          <w:b/>
-          <w:sz w:val="24"/>
-          <w:szCs w:val="24"/>
-        </w:rPr>
-        <w:t xml:space="preserve">FLORIDA PROTECTED SERIES, LLC - PS 1</w:t>
-      </w:r>
-    </w:p>
-    <w:p>
-      <w:pPr>
-        <w:widowControl/>
-        <w:spacing w:after="160"/>
-        <w:jc w:val="both"/>
-      </w:pPr>
-      <w:r>
-        <w:rPr>
-          <w:rFonts w:ascii="Times New Roman" w:hAnsi="Times New Roman"/>
-          <w:sz w:val="24"/>
-          <w:szCs w:val="24"/>
-        </w:rPr>
-        <w:t xml:space="preserve">d/b/a MyFloridaSeriesLLC</w:t>
-      </w:r>
-    </w:p>
-    <w:p>
-      <w:pPr>
-        <w:widowControl/>
-        <w:spacing w:after="160"/>
-        <w:jc w:val="both"/>
-      </w:pPr>
-      <w:r>
-        <w:rPr>
-          <w:rFonts w:ascii="Times New Roman" w:hAnsi="Times New Roman"/>
-          <w:sz w:val="24"/>
-          <w:szCs w:val="24"/>
-        </w:rPr>
-        <w:t xml:space="preserve">_____________________________</w:t>
-      </w:r>
-    </w:p>
-    <w:p>
-      <w:pPr>
-        <w:widowControl/>
-        <w:spacing w:after="160"/>
-        <w:jc w:val="both"/>
-      </w:pPr>
-      <w:r>
-        <w:rPr>
-          <w:rFonts w:ascii="Times New Roman" w:hAnsi="Times New Roman"/>
-          <w:sz w:val="24"/>
-          <w:szCs w:val="24"/>
-        </w:rPr>
-        <w:t xml:space="preserve">By: [SIGNER NAME]</w:t>
-      </w:r>
-    </w:p>
-    <w:p>
-      <w:pPr>
-        <w:widowControl/>
-        <w:spacing w:after="160"/>
-        <w:jc w:val="both"/>
-      </w:pPr>
-      <w:r>
-        <w:rPr>
-          <w:rFonts w:ascii="Times New Roman" w:hAnsi="Times New Roman"/>
-          <w:sz w:val="24"/>
-          <w:szCs w:val="24"/>
-        </w:rPr>
-        <w:t xml:space="preserve">Title: [SIGNER TITLE]</w:t>
+        <w:widowControl/>
+        <w:spacing w:after="160"/>
+        <w:jc w:val="both"/>
+      </w:pPr>
+      <w:r>
+        <w:rPr>
+          <w:rFonts w:ascii="Times New Roman" w:hAnsi="Times New Roman"/>
+          <w:sz w:val="24"/>
+          <w:szCs w:val="24"/>
+        </w:rPr>
+        <w:t xml:space="preserve">FLORIDA PROTECTED SERIES, LLC - PS 1, d/b/a MyFloridaSeriesLLC</w:t>
+      </w:r>
+    </w:p>
+    <w:p>
+      <w:pPr>
+        <w:widowControl/>
+        <w:spacing w:after="160"/>
+        <w:jc w:val="both"/>
+      </w:pPr>
+      <w:r>
+        <w:rPr>
+          <w:rFonts w:ascii="Times New Roman" w:hAnsi="Times New Roman"/>
+          <w:sz w:val="24"/>
+          <w:szCs w:val="24"/>
+        </w:rPr>
+        <w:t xml:space="preserve">By: [SIGNATURE]</w:t>
+      </w:r>
+    </w:p>
+    <w:p>
+      <w:pPr>
+        <w:widowControl/>
+        <w:spacing w:after="160"/>
+        <w:jc w:val="both"/>
+      </w:pPr>
+      <w:r>
+        <w:rPr>
+          <w:rFonts w:ascii="Times New Roman" w:hAnsi="Times New Roman"/>
+          <w:sz w:val="24"/>
+          <w:szCs w:val="24"/>
+        </w:rPr>
+        <w:t xml:space="preserve">[[indent]][SIGNER NAME]</w:t>
+      </w:r>
+    </w:p>
+    <w:p>
+      <w:pPr>
+        <w:widowControl/>
+        <w:spacing w:after="160"/>
+        <w:jc w:val="both"/>
+      </w:pPr>
+      <w:r>
+        <w:rPr>
+          <w:rFonts w:ascii="Times New Roman" w:hAnsi="Times New Roman"/>
+          <w:sz w:val="24"/>
+          <w:szCs w:val="24"/>
+        </w:rPr>
+        <w:t xml:space="preserve">[[indent]][SIGNER TITLE]</w:t>
       </w:r>
     </w:p>
     <w:p>
@@ -427,7 +410,23 @@
           <w:sz w:val="24"/>
           <w:szCs w:val="24"/>
         </w:rPr>
-        <w:t xml:space="preserve">Form document. Statutory citations: ss. 605.0102(8)(a), 605.0113, 605.0203(1)(b), 605.0205(3), Florida Statutes.</w:t>
+        <w:t xml:space="preserve">Statement of Authorized Representative of [COMPANY NAME], LLC — generated by MyFloridaSeriesLLC · Master [EDITION]</w:t>
+      </w:r>
+    </w:p>
+    <w:p>
+      <w:pPr>
+        <w:widowControl/>
+        <w:spacing w:after="160"/>
+        <w:jc w:val="both"/>
+      </w:pPr>
+      <w:r>
+        <w:rPr>
+          <w:rFonts w:ascii="Times New Roman" w:hAnsi="Times New Roman"/>
+          <w:i/>
+          <w:sz w:val="24"/>
+          <w:szCs w:val="24"/>
+        </w:rPr>
+        <w:t xml:space="preserve">Form document. Statutory citations: ss. 605.0102(8)(a), 605.0113, Florida Statutes.</w:t>
       </w:r>
     </w:p>
     <w:sectPr>

--- a/docs/word/FPSLLC Statement of Authorized Representative - FORM.docx
+++ b/docs/word/FPSLLC Statement of Authorized Representative - FORM.docx
@@ -354,32 +354,34 @@
     </w:p>
     <w:p>
       <w:pPr>
-        <w:widowControl/>
-        <w:spacing w:after="160"/>
-        <w:jc w:val="both"/>
-      </w:pPr>
-      <w:r>
-        <w:rPr>
-          <w:rFonts w:ascii="Times New Roman" w:hAnsi="Times New Roman"/>
-          <w:sz w:val="24"/>
-          <w:szCs w:val="24"/>
-        </w:rPr>
-        <w:t xml:space="preserve">[[indent]][SIGNER NAME]</w:t>
-      </w:r>
-    </w:p>
-    <w:p>
-      <w:pPr>
-        <w:widowControl/>
-        <w:spacing w:after="160"/>
-        <w:jc w:val="both"/>
-      </w:pPr>
-      <w:r>
-        <w:rPr>
-          <w:rFonts w:ascii="Times New Roman" w:hAnsi="Times New Roman"/>
-          <w:sz w:val="24"/>
-          <w:szCs w:val="24"/>
-        </w:rPr>
-        <w:t xml:space="preserve">[[indent]][SIGNER TITLE]</w:t>
+        <w:keepLines/>
+        <w:widowControl/>
+        <w:spacing w:after="160"/>
+        <w:ind w:left="407"/>
+      </w:pPr>
+      <w:r>
+        <w:rPr>
+          <w:rFonts w:ascii="Times New Roman" w:hAnsi="Times New Roman"/>
+          <w:sz w:val="24"/>
+          <w:szCs w:val="24"/>
+        </w:rPr>
+        <w:t xml:space="preserve">[SIGNER NAME]</w:t>
+      </w:r>
+    </w:p>
+    <w:p>
+      <w:pPr>
+        <w:keepLines/>
+        <w:widowControl/>
+        <w:spacing w:after="160"/>
+        <w:ind w:left="407"/>
+      </w:pPr>
+      <w:r>
+        <w:rPr>
+          <w:rFonts w:ascii="Times New Roman" w:hAnsi="Times New Roman"/>
+          <w:sz w:val="24"/>
+          <w:szCs w:val="24"/>
+        </w:rPr>
+        <w:t xml:space="preserve">[SIGNER TITLE]</w:t>
       </w:r>
     </w:p>
     <w:p>

--- a/docs/word/FPSLLC Statement of Authorized Representative - FORM.docx
+++ b/docs/word/FPSLLC Statement of Authorized Representative - FORM.docx
@@ -235,6 +235,7 @@
     </w:p>
     <w:p>
       <w:pPr>
+        <w:keepNext/>
         <w:widowControl/>
         <w:spacing w:after="160"/>
         <w:jc w:val="both"/>
@@ -248,13 +249,105 @@
         </w:rPr>
         <w:t xml:space="preserve">5. Where authority resides.</w:t>
       </w:r>
-      <w:r>
-        <w:rPr>
-          <w:rFonts w:ascii="Times New Roman" w:hAnsi="Times New Roman"/>
-          <w:sz w:val="24"/>
-          <w:szCs w:val="24"/>
-        </w:rPr>
-        <w:t xml:space="preserve"> All ownership of the Company, and all authority to manage its activities and affairs and to act for it, rest with its members, as provided in its operating agreement and in chapter 605, Florida Statutes.All ownership of the Company rests with its members, and all authority to manage its activities and affairs and to act for it rests with its manager or managers, as provided in its operating agreement and in chapter 605, Florida Statutes.</w:t>
+    </w:p>
+    <w:p>
+      <w:pPr>
+        <w:keepNext/>
+        <w:widowControl/>
+        <w:spacing w:after="80"/>
+        <w:jc w:val="both"/>
+      </w:pPr>
+      <w:r>
+        <w:rPr>
+          <w:rStyle w:val="DraftingChoice"/>
+          <w:rFonts w:ascii="Times New Roman" w:hAnsi="Times New Roman"/>
+          <w:i/>
+          <w:sz w:val="24"/>
+          <w:szCs w:val="24"/>
+        </w:rPr>
+        <w:t xml:space="preserve">[If member-managed company:]</w:t>
+      </w:r>
+    </w:p>
+    <w:p>
+      <w:pPr>
+        <w:widowControl/>
+        <w:spacing w:after="160"/>
+        <w:jc w:val="both"/>
+      </w:pPr>
+      <w:r>
+        <w:rPr>
+          <w:rFonts w:ascii="Times New Roman" w:hAnsi="Times New Roman"/>
+          <w:sz w:val="24"/>
+          <w:szCs w:val="24"/>
+        </w:rPr>
+        <w:t xml:space="preserve">All ownership of the Company, and all authority to manage its activities and affairs and to act for it, rest with its members, as provided in its operating agreement and in chapter 605, Florida Statutes.</w:t>
+      </w:r>
+    </w:p>
+    <w:p>
+      <w:pPr>
+        <w:widowControl/>
+        <w:spacing w:after="80"/>
+        <w:jc w:val="both"/>
+      </w:pPr>
+      <w:r>
+        <w:rPr>
+          <w:rStyle w:val="DraftingChoice"/>
+          <w:rFonts w:ascii="Times New Roman" w:hAnsi="Times New Roman"/>
+          <w:i/>
+          <w:sz w:val="24"/>
+          <w:szCs w:val="24"/>
+        </w:rPr>
+        <w:t xml:space="preserve">[End if member-managed company.]</w:t>
+      </w:r>
+    </w:p>
+    <w:p>
+      <w:pPr>
+        <w:keepNext/>
+        <w:widowControl/>
+        <w:spacing w:after="80"/>
+        <w:jc w:val="both"/>
+      </w:pPr>
+      <w:r>
+        <w:rPr>
+          <w:rStyle w:val="DraftingChoice"/>
+          <w:rFonts w:ascii="Times New Roman" w:hAnsi="Times New Roman"/>
+          <w:i/>
+          <w:sz w:val="24"/>
+          <w:szCs w:val="24"/>
+        </w:rPr>
+        <w:t xml:space="preserve">[If manager-managed company:]</w:t>
+      </w:r>
+    </w:p>
+    <w:p>
+      <w:pPr>
+        <w:widowControl/>
+        <w:spacing w:after="160"/>
+        <w:jc w:val="both"/>
+      </w:pPr>
+      <w:r>
+        <w:rPr>
+          <w:rFonts w:ascii="Times New Roman" w:hAnsi="Times New Roman"/>
+          <w:sz w:val="24"/>
+          <w:szCs w:val="24"/>
+        </w:rPr>
+        <w:t xml:space="preserve">All ownership of the Company rests with its members, and all authority to manage its activities and affairs and to act for it rests with its manager or managers, as provided in its operating agreement and in chapter 605, Florida Statutes.</w:t>
+      </w:r>
+    </w:p>
+    <w:p>
+      <w:pPr>
+        <w:widowControl/>
+        <w:spacing w:after="80"/>
+        <w:jc w:val="both"/>
+      </w:pPr>
+      <w:r>
+        <w:rPr>
+          <w:rStyle w:val="DraftingChoice"/>
+          <w:rFonts w:ascii="Times New Roman" w:hAnsi="Times New Roman"/>
+          <w:i/>
+          <w:sz w:val="24"/>
+          <w:szCs w:val="24"/>
+        </w:rPr>
+        <w:t xml:space="preserve">[End if manager-managed company.]</w:t>
       </w:r>
     </w:p>
     <w:p>

--- a/docs/word/FPSLLC Statement of Authorized Representative - FORM.docx
+++ b/docs/word/FPSLLC Statement of Authorized Representative - FORM.docx
@@ -270,6 +270,7 @@
     </w:p>
     <w:p>
       <w:pPr>
+        <w:keepNext/>
         <w:widowControl/>
         <w:spacing w:after="160"/>
         <w:jc w:val="both"/>
@@ -320,6 +321,7 @@
     </w:p>
     <w:p>
       <w:pPr>
+        <w:keepNext/>
         <w:widowControl/>
         <w:spacing w:after="160"/>
         <w:jc w:val="both"/>

--- a/docs/word/FPSLLC Statement of Authorized Representative - FORM.docx
+++ b/docs/word/FPSLLC Statement of Authorized Representative - FORM.docx
@@ -578,6 +578,12 @@
   <w:style w:type="paragraph" w:default="1" w:styleId="Normal">
     <w:name w:val="Normal"/>
   </w:style>
+  <w:style w:type="character" w:styleId="DraftingChoice">
+    <w:name w:val="Drafting Choice"/>
+    <w:rPr>
+      <w:i/>
+    </w:rPr>
+  </w:style>
   <w:style w:type="paragraph" w:styleId="Heading1">
     <w:name w:val="heading 1"/>
     <w:basedOn w:val="Normal"/>
